--- a/ЖД Диспетчерская.docx
+++ b/ЖД Диспетчерская.docx
@@ -3,6 +3,13 @@
 <w:document xmlns:wpc="http://schemas.microsoft.com/office/word/2010/wordprocessingCanvas" xmlns:mc="http://schemas.openxmlformats.org/markup-compatibility/2006" xmlns:o="urn:schemas-microsoft-com:office:office" xmlns:r="http://schemas.openxmlformats.org/officeDocument/2006/relationships" xmlns:m="http://schemas.openxmlformats.org/officeDocument/2006/math" xmlns:v="urn:schemas-microsoft-com:vml" xmlns:wp14="http://schemas.microsoft.com/office/word/2010/wordprocessingDrawing" xmlns:wp="http://schemas.openxmlformats.org/drawingml/2006/wordprocessingDrawing" xmlns:w10="urn:schemas-microsoft-com:office:word" xmlns:w="http://schemas.openxmlformats.org/wordprocessingml/2006/main" xmlns:w14="http://schemas.microsoft.com/office/word/2010/wordml" xmlns:wpg="http://schemas.microsoft.com/office/word/2010/wordprocessingGroup" xmlns:wpi="http://schemas.microsoft.com/office/word/2010/wordprocessingInk" xmlns:wne="http://schemas.microsoft.com/office/word/2006/wordml" xmlns:wps="http://schemas.microsoft.com/office/word/2010/wordprocessingShape" mc:Ignorable="w14 wp14">
   <w:body>
     <w:p>
+      <w:pPr>
+        <w:rPr>
+          <w:b/>
+          <w:bCs/>
+          <w:lang w:val="en-US"/>
+        </w:rPr>
+      </w:pPr>
       <w:r>
         <w:rPr>
           <w:b/>
@@ -23,15 +30,10 @@
       <w:r>
         <w:br/>
       </w:r>
-      <w:r>
-        <w:rPr>
-          <w:b/>
-          <w:bCs/>
-        </w:rPr>
-        <w:t>Версия 3.0.3 от 16 апреля 2026 г.</w:t>
-      </w:r>
-    </w:p>
-    <w:p>
+    </w:p>
+    <w:p>
+      <w:bookmarkStart w:id="0" w:name="_GoBack"/>
+      <w:bookmarkEnd w:id="0"/>
       <w:r>
         <w:rPr>
           <w:b/>
@@ -504,7 +506,6 @@
             <w:hideMark/>
           </w:tcPr>
           <w:p>
-            <w:bookmarkStart w:id="0" w:name="_GoBack"/>
             <w:r>
               <w:t>Цвет</w:t>
             </w:r>
@@ -532,7 +533,6 @@
           </w:p>
         </w:tc>
       </w:tr>
-      <w:bookmarkEnd w:id="0"/>
       <w:tr>
         <w:tc>
           <w:tcPr>
@@ -3715,6 +3715,7 @@
   <w:style w:type="character" w:default="1" w:styleId="a0">
     <w:name w:val="Default Paragraph Font"/>
     <w:uiPriority w:val="1"/>
+    <w:semiHidden/>
     <w:unhideWhenUsed/>
   </w:style>
   <w:style w:type="table" w:default="1" w:styleId="a1">
@@ -3904,6 +3905,7 @@
   <w:style w:type="character" w:default="1" w:styleId="a0">
     <w:name w:val="Default Paragraph Font"/>
     <w:uiPriority w:val="1"/>
+    <w:semiHidden/>
     <w:unhideWhenUsed/>
   </w:style>
   <w:style w:type="table" w:default="1" w:styleId="a1">
